--- a/Foreigh Language/Badagov, Klimenko - dialogue.docx
+++ b/Foreigh Language/Badagov, Klimenko - dialogue.docx
@@ -474,7 +474,7 @@
         <w:rPr>
           <w:lang w:val="en-US"/>
         </w:rPr>
-        <w:t xml:space="preserve"> Full papers go into the SPIE Digital Library and are indexed by Scopus and Ei Compendex. That’s high quality. </w:t>
+        <w:t xml:space="preserve"> Full papers go into the SPIE Digital Library. That’s high quality. </w:t>
       </w:r>
     </w:p>
     <w:p>
@@ -565,7 +565,31 @@
         <w:rPr>
           <w:lang w:val="en-US"/>
         </w:rPr>
-        <w:t xml:space="preserve"> The site doesn’t list the exact price yet, but usually, it covers materials and meals. What does the fee typically include? </w:t>
+        <w:t xml:space="preserve"> </w:t>
+      </w:r>
+      <w:r>
+        <w:rPr>
+          <w:lang w:val="en-US"/>
+        </w:rPr>
+        <w:t>Average price</w:t>
+      </w:r>
+      <w:r>
+        <w:rPr>
+          <w:lang w:val="en-US"/>
+        </w:rPr>
+        <w:t>, according to the site info,</w:t>
+      </w:r>
+      <w:r>
+        <w:rPr>
+          <w:lang w:val="en-US"/>
+        </w:rPr>
+        <w:t xml:space="preserve"> is about four hundred dollars.</w:t>
+      </w:r>
+      <w:r>
+        <w:rPr>
+          <w:lang w:val="en-US"/>
+        </w:rPr>
+        <w:t xml:space="preserve"> What does the fee typically include? </w:t>
       </w:r>
     </w:p>
     <w:p>
@@ -660,11 +684,6 @@
       </w:r>
     </w:p>
     <w:p>
-      <w:pPr>
-        <w:rPr>
-          <w:lang w:val="en-US"/>
-        </w:rPr>
-      </w:pPr>
       <w:r>
         <w:rPr>
           <w:b/>
@@ -698,7 +717,7 @@
         <w:rPr>
           <w:lang w:val="en-US"/>
         </w:rPr>
-        <w:t xml:space="preserve"> A publication in SPIE and Scopus is </w:t>
+        <w:t xml:space="preserve"> A publication in SPIE is </w:t>
       </w:r>
       <w:r>
         <w:rPr>
@@ -1459,6 +1478,7 @@
   <w:style w:type="character" w:default="1" w:styleId="a0">
     <w:name w:val="Default Paragraph Font"/>
     <w:uiPriority w:val="1"/>
+    <w:semiHidden/>
     <w:unhideWhenUsed/>
   </w:style>
   <w:style w:type="table" w:default="1" w:styleId="a1">
